--- a/flow/20230927_hours/drafts/2024-06-u/26.06.docx
+++ b/flow/20230927_hours/drafts/2024-06-u/26.06.docx
@@ -94,211 +94,43 @@
     </w:p>
     <w:p>
       <w:pPr>
-        <w:pStyle w:val="a"/>
-        <w:spacing w:after="120"/>
-      </w:pPr>
-      <w:r>
-        <w:rPr>
-          <w:rFonts w:ascii="Times New Roman" w:hAnsi="Times New Roman"/>
-          <w:sz w:val="24"/>
-        </w:rPr>
-        <w:t>Ца́рю</w:t>
-      </w:r>
-      <w:r>
-        <w:rPr>
-          <w:rFonts w:ascii="Times New Roman" w:hAnsi="Times New Roman"/>
-          <w:sz w:val="24"/>
-        </w:rPr>
-        <w:t xml:space="preserve"> </w:t>
-      </w:r>
-      <w:r>
-        <w:rPr>
-          <w:rFonts w:ascii="Times New Roman" w:hAnsi="Times New Roman"/>
-          <w:sz w:val="24"/>
-        </w:rPr>
-        <w:t>небе́сний</w:t>
-      </w:r>
-      <w:r>
-        <w:rPr>
-          <w:rFonts w:ascii="Times New Roman" w:hAnsi="Times New Roman"/>
-          <w:sz w:val="24"/>
-        </w:rPr>
-        <w:t xml:space="preserve">, </w:t>
-      </w:r>
-      <w:r>
-        <w:rPr>
-          <w:rFonts w:ascii="Times New Roman" w:hAnsi="Times New Roman"/>
-          <w:sz w:val="24"/>
-        </w:rPr>
-        <w:t>утіши́телю</w:t>
-      </w:r>
-      <w:r>
-        <w:rPr>
-          <w:rFonts w:ascii="Times New Roman" w:hAnsi="Times New Roman"/>
-          <w:sz w:val="24"/>
-        </w:rPr>
-        <w:t xml:space="preserve">, </w:t>
-      </w:r>
-      <w:r>
-        <w:rPr>
-          <w:rFonts w:ascii="Times New Roman" w:hAnsi="Times New Roman"/>
-          <w:sz w:val="24"/>
-        </w:rPr>
-        <w:t>Ду́ше</w:t>
-      </w:r>
-      <w:r>
-        <w:rPr>
-          <w:rFonts w:ascii="Times New Roman" w:hAnsi="Times New Roman"/>
-          <w:sz w:val="24"/>
-        </w:rPr>
-        <w:t xml:space="preserve"> íстини,* що </w:t>
-      </w:r>
-      <w:r>
-        <w:rPr>
-          <w:rFonts w:ascii="Times New Roman" w:hAnsi="Times New Roman"/>
-          <w:sz w:val="24"/>
-        </w:rPr>
-        <w:t>всю́ди</w:t>
-      </w:r>
-      <w:r>
-        <w:rPr>
-          <w:rFonts w:ascii="Times New Roman" w:hAnsi="Times New Roman"/>
-          <w:sz w:val="24"/>
-        </w:rPr>
-        <w:t xml:space="preserve"> єси́ і все </w:t>
-      </w:r>
-      <w:r>
-        <w:rPr>
-          <w:rFonts w:ascii="Times New Roman" w:hAnsi="Times New Roman"/>
-          <w:sz w:val="24"/>
-        </w:rPr>
-        <w:t>наповня́єш</w:t>
-      </w:r>
-      <w:r>
-        <w:rPr>
-          <w:rFonts w:ascii="Times New Roman" w:hAnsi="Times New Roman"/>
-          <w:sz w:val="24"/>
-        </w:rPr>
-        <w:t xml:space="preserve">,* </w:t>
-      </w:r>
-      <w:r>
-        <w:rPr>
-          <w:rFonts w:ascii="Times New Roman" w:hAnsi="Times New Roman"/>
-          <w:sz w:val="24"/>
-        </w:rPr>
-        <w:t>скарбни́це</w:t>
-      </w:r>
-      <w:r>
-        <w:rPr>
-          <w:rFonts w:ascii="Times New Roman" w:hAnsi="Times New Roman"/>
-          <w:sz w:val="24"/>
-        </w:rPr>
-        <w:t xml:space="preserve"> благ і життя́ </w:t>
-      </w:r>
-      <w:r>
-        <w:rPr>
-          <w:rFonts w:ascii="Times New Roman" w:hAnsi="Times New Roman"/>
-          <w:sz w:val="24"/>
-        </w:rPr>
-        <w:t>пода́телю</w:t>
-      </w:r>
-      <w:r>
-        <w:rPr>
-          <w:rFonts w:ascii="Times New Roman" w:hAnsi="Times New Roman"/>
-          <w:sz w:val="24"/>
-        </w:rPr>
-        <w:t xml:space="preserve">,* прийди́, і </w:t>
-      </w:r>
-      <w:r>
-        <w:rPr>
-          <w:rFonts w:ascii="Times New Roman" w:hAnsi="Times New Roman"/>
-          <w:sz w:val="24"/>
-        </w:rPr>
-        <w:t>всели́ся</w:t>
-      </w:r>
-      <w:r>
-        <w:rPr>
-          <w:rFonts w:ascii="Times New Roman" w:hAnsi="Times New Roman"/>
-          <w:sz w:val="24"/>
-        </w:rPr>
-        <w:t xml:space="preserve"> в нас,* і </w:t>
-      </w:r>
-      <w:r>
-        <w:rPr>
-          <w:rFonts w:ascii="Times New Roman" w:hAnsi="Times New Roman"/>
-          <w:sz w:val="24"/>
-        </w:rPr>
-        <w:t>очи́сти</w:t>
-      </w:r>
-      <w:r>
-        <w:rPr>
-          <w:rFonts w:ascii="Times New Roman" w:hAnsi="Times New Roman"/>
-          <w:sz w:val="24"/>
-        </w:rPr>
-        <w:t xml:space="preserve"> нас від </w:t>
-      </w:r>
-      <w:r>
-        <w:rPr>
-          <w:rFonts w:ascii="Times New Roman" w:hAnsi="Times New Roman"/>
-          <w:sz w:val="24"/>
-        </w:rPr>
-        <w:t>уся́кої</w:t>
-      </w:r>
-      <w:r>
-        <w:rPr>
-          <w:rFonts w:ascii="Times New Roman" w:hAnsi="Times New Roman"/>
-          <w:sz w:val="24"/>
-        </w:rPr>
-        <w:t xml:space="preserve"> </w:t>
-      </w:r>
-      <w:r>
-        <w:rPr>
-          <w:rFonts w:ascii="Times New Roman" w:hAnsi="Times New Roman"/>
-          <w:sz w:val="24"/>
-        </w:rPr>
-        <w:t>скве́рни</w:t>
-      </w:r>
-      <w:r>
-        <w:rPr>
-          <w:rFonts w:ascii="Times New Roman" w:hAnsi="Times New Roman"/>
-          <w:sz w:val="24"/>
-        </w:rPr>
-        <w:t xml:space="preserve">,* і спаси́, </w:t>
-      </w:r>
-      <w:r>
-        <w:rPr>
-          <w:rFonts w:ascii="Times New Roman" w:hAnsi="Times New Roman"/>
-          <w:sz w:val="24"/>
-        </w:rPr>
-        <w:t>благи́й</w:t>
-      </w:r>
-      <w:r>
-        <w:rPr>
-          <w:rFonts w:ascii="Times New Roman" w:hAnsi="Times New Roman"/>
-          <w:sz w:val="24"/>
-        </w:rPr>
-        <w:t xml:space="preserve">, </w:t>
-      </w:r>
-      <w:r>
-        <w:rPr>
-          <w:rFonts w:ascii="Times New Roman" w:hAnsi="Times New Roman"/>
-          <w:sz w:val="24"/>
-        </w:rPr>
-        <w:t>ду́ші</w:t>
-      </w:r>
-      <w:r>
-        <w:rPr>
-          <w:rFonts w:ascii="Times New Roman" w:hAnsi="Times New Roman"/>
-          <w:sz w:val="24"/>
-        </w:rPr>
-        <w:t xml:space="preserve"> </w:t>
-      </w:r>
-      <w:r>
-        <w:rPr>
-          <w:rFonts w:ascii="Times New Roman" w:hAnsi="Times New Roman"/>
-          <w:sz w:val="24"/>
-        </w:rPr>
-        <w:t>на́ші</w:t>
+        <w:spacing w:line="240" w:lineRule="auto"/>
+        <w:rPr>
+          <w:rFonts w:ascii="Times New Roman" w:hAnsi="Times New Roman"/>
+          <w:sz w:val="24"/>
+        </w:rPr>
+      </w:pPr>
+      <w:r>
+        <w:rPr>
+          <w:rFonts w:ascii="Times New Roman" w:hAnsi="Times New Roman"/>
+          <w:sz w:val="24"/>
+        </w:rPr>
+        <w:t>Царю небесний, утішителю, Душе істини,* що всюди єси і все наповняєш,* скарбе дібр і життя подателю,* прийди і вселися в нас,* і очисти нас від усякої скверни,* і спаси, Благий, душі наші.</w:t>
+      </w:r>
+    </w:p>
+    <w:p>
+      <w:pPr>
+        <w:spacing w:line="240" w:lineRule="auto"/>
+        <w:rPr>
+          <w:rFonts w:ascii="Times New Roman" w:hAnsi="Times New Roman"/>
+          <w:sz w:val="24"/>
+        </w:rPr>
+      </w:pPr>
+      <w:r>
+        <w:rPr>
+          <w:rFonts w:ascii="Times New Roman" w:hAnsi="Times New Roman"/>
+          <w:sz w:val="24"/>
+        </w:rPr>
+        <w:t xml:space="preserve">Святий Боже, святий Кріпкий, святий Безсмертний, помилуй нас </w:t>
+      </w:r>
+      <w:r>
+        <w:rPr>
+          <w:rFonts w:ascii="Times New Roman" w:hAnsi="Times New Roman"/>
+          <w:i/>
+          <w:color w:val="FF0000"/>
+          <w:sz w:val="24"/>
+        </w:rPr>
+        <w:t>(3 р.)</w:t>
       </w:r>
       <w:r>
         <w:rPr>
@@ -321,7 +153,53 @@
           <w:rFonts w:ascii="Times New Roman" w:hAnsi="Times New Roman"/>
           <w:sz w:val="24"/>
         </w:rPr>
-        <w:t xml:space="preserve">Святий Боже, святий Кріпкий, святий Безсмертний, помилуй нас </w:t>
+        <w:t xml:space="preserve">Слава Отцю, і Сину, і Святому Духові,* і нині, і повсякчас, і на віки </w:t>
+      </w:r>
+      <w:r>
+        <w:rPr>
+          <w:rFonts w:ascii="Times New Roman" w:hAnsi="Times New Roman"/>
+          <w:sz w:val="24"/>
+        </w:rPr>
+        <w:t>віків.</w:t>
+      </w:r>
+      <w:r>
+        <w:rPr>
+          <w:rFonts w:ascii="Times New Roman" w:hAnsi="Times New Roman"/>
+          <w:sz w:val="24"/>
+        </w:rPr>
+        <w:t xml:space="preserve"> Амінь.</w:t>
+      </w:r>
+    </w:p>
+    <w:p>
+      <w:pPr>
+        <w:spacing w:line="240" w:lineRule="auto"/>
+        <w:rPr>
+          <w:rFonts w:ascii="Times New Roman" w:hAnsi="Times New Roman"/>
+          <w:sz w:val="24"/>
+        </w:rPr>
+      </w:pPr>
+      <w:r>
+        <w:rPr>
+          <w:rFonts w:ascii="Times New Roman" w:hAnsi="Times New Roman"/>
+          <w:sz w:val="24"/>
+        </w:rPr>
+        <w:t>Пресвята Тройце, помилуй нас;* Господи, очисти гріхи наші;* Владико, прости беззаконня наші;* Святий, завітай і зціли немочі наші імени твого ради.</w:t>
+      </w:r>
+    </w:p>
+    <w:p>
+      <w:pPr>
+        <w:spacing w:line="240" w:lineRule="auto"/>
+        <w:rPr>
+          <w:rFonts w:ascii="Times New Roman" w:hAnsi="Times New Roman"/>
+          <w:sz w:val="24"/>
+        </w:rPr>
+      </w:pPr>
+      <w:r>
+        <w:rPr>
+          <w:rFonts w:ascii="Times New Roman" w:hAnsi="Times New Roman"/>
+          <w:sz w:val="24"/>
+        </w:rPr>
+        <w:t xml:space="preserve">Господи, помилуй </w:t>
       </w:r>
       <w:r>
         <w:rPr>
@@ -353,7 +231,7 @@
           <w:rFonts w:ascii="Times New Roman" w:hAnsi="Times New Roman"/>
           <w:sz w:val="24"/>
         </w:rPr>
-        <w:t xml:space="preserve">Слава Отцю, і Сину, і Святому Духові,* і нині, і повсякчас, і на віки </w:t>
+        <w:t xml:space="preserve">Слава Отцю, і Сину, і Святому Духові* і нині, і повсякчас, і на віки </w:t>
       </w:r>
       <w:r>
         <w:rPr>
@@ -383,55 +261,40 @@
           <w:rFonts w:ascii="Times New Roman" w:hAnsi="Times New Roman"/>
           <w:sz w:val="24"/>
         </w:rPr>
-        <w:t>Пресвята Тройце, помилуй нас;* Господи, очисти гріхи наші;* Владико, прости беззаконня наші;* Святий, завітай і зціли немочі наші імени твого ради.</w:t>
-      </w:r>
-    </w:p>
-    <w:p>
-      <w:pPr>
-        <w:spacing w:line="240" w:lineRule="auto"/>
-        <w:rPr>
-          <w:rFonts w:ascii="Times New Roman" w:hAnsi="Times New Roman"/>
-          <w:sz w:val="24"/>
-        </w:rPr>
-      </w:pPr>
-      <w:r>
-        <w:rPr>
-          <w:rFonts w:ascii="Times New Roman" w:hAnsi="Times New Roman"/>
-          <w:sz w:val="24"/>
-        </w:rPr>
-        <w:t xml:space="preserve">Господи, помилуй </w:t>
-      </w:r>
-      <w:r>
-        <w:rPr>
-          <w:rFonts w:ascii="Times New Roman" w:hAnsi="Times New Roman"/>
-          <w:i/>
-          <w:color w:val="FF0000"/>
-          <w:sz w:val="24"/>
-        </w:rPr>
-        <w:t>(3 р.)</w:t>
-      </w:r>
-      <w:r>
-        <w:rPr>
-          <w:rFonts w:ascii="Times New Roman" w:hAnsi="Times New Roman"/>
-          <w:sz w:val="24"/>
-        </w:rPr>
-        <w:t>.</w:t>
-      </w:r>
-    </w:p>
-    <w:p>
-      <w:pPr>
-        <w:spacing w:line="240" w:lineRule="auto"/>
-        <w:rPr>
-          <w:rFonts w:ascii="Times New Roman" w:hAnsi="Times New Roman"/>
-          <w:sz w:val="24"/>
-        </w:rPr>
-      </w:pPr>
-      <w:r>
-        <w:rPr>
-          <w:rFonts w:ascii="Times New Roman" w:hAnsi="Times New Roman"/>
-          <w:sz w:val="24"/>
-        </w:rPr>
-        <w:t xml:space="preserve">Слава Отцю, і Сину, і Святому Духові* і нині, і повсякчас, і на віки </w:t>
+        <w:t>Отче наш, що єси на небесах,* нехай святиться ім’я твоє,* нехай прийде царство твоє,* нехай буде воля твоя, як на небі, так і на землі.* Хліб наш насущний дай нам сьогодні,* і прости нам провини наші,* як і ми прощаємо винуватцям нашим,* і не введи нас у спокусу,* але визволи нас від лукавого.</w:t>
+      </w:r>
+    </w:p>
+    <w:p>
+      <w:pPr>
+        <w:spacing w:line="240" w:lineRule="auto"/>
+        <w:rPr>
+          <w:rFonts w:ascii="Times New Roman" w:hAnsi="Times New Roman"/>
+          <w:sz w:val="24"/>
+        </w:rPr>
+      </w:pPr>
+      <w:r>
+        <w:rPr>
+          <w:rFonts w:ascii="Times New Roman" w:hAnsi="Times New Roman"/>
+          <w:i/>
+          <w:color w:val="FF0000"/>
+          <w:sz w:val="24"/>
+        </w:rPr>
+        <w:t>Священик</w:t>
+      </w:r>
+      <w:r>
+        <w:rPr>
+          <w:rFonts w:ascii="Times New Roman" w:hAnsi="Times New Roman"/>
+          <w:color w:val="FF0000"/>
+          <w:sz w:val="24"/>
+        </w:rPr>
+        <w:t xml:space="preserve">: </w:t>
+      </w:r>
+      <w:r>
+        <w:rPr>
+          <w:rFonts w:ascii="Times New Roman" w:hAnsi="Times New Roman"/>
+          <w:sz w:val="24"/>
+        </w:rPr>
+        <w:t xml:space="preserve">Бо твоє є царство, і сила, і слава, Отця, і Сина, і Святого Духа, нині і повсякчас, і на віки </w:t>
       </w:r>
       <w:r>
         <w:rPr>
@@ -439,69 +302,6 @@
           <w:sz w:val="24"/>
         </w:rPr>
         <w:t>віків.</w:t>
-      </w:r>
-      <w:r>
-        <w:rPr>
-          <w:rFonts w:ascii="Times New Roman" w:hAnsi="Times New Roman"/>
-          <w:sz w:val="24"/>
-        </w:rPr>
-        <w:t xml:space="preserve"> Амінь.</w:t>
-      </w:r>
-    </w:p>
-    <w:p>
-      <w:pPr>
-        <w:spacing w:line="240" w:lineRule="auto"/>
-        <w:rPr>
-          <w:rFonts w:ascii="Times New Roman" w:hAnsi="Times New Roman"/>
-          <w:sz w:val="24"/>
-        </w:rPr>
-      </w:pPr>
-      <w:r>
-        <w:rPr>
-          <w:rFonts w:ascii="Times New Roman" w:hAnsi="Times New Roman"/>
-          <w:sz w:val="24"/>
-        </w:rPr>
-        <w:t>Отче наш, що єси на небесах,* нехай святиться ім’я твоє,* нехай прийде царство твоє,* нехай буде воля твоя, як на небі, так і на землі.* Хліб наш насущний дай нам сьогодні,* і прости нам провини наші,* як і ми прощаємо винуватцям нашим,* і не введи нас у спокусу,* але визволи нас від лукавого.</w:t>
-      </w:r>
-    </w:p>
-    <w:p>
-      <w:pPr>
-        <w:pStyle w:val="a"/>
-        <w:spacing w:after="120"/>
-      </w:pPr>
-      <w:r>
-        <w:rPr>
-          <w:rFonts w:ascii="Times New Roman" w:hAnsi="Times New Roman"/>
-          <w:i/>
-          <w:color w:val="FF0000"/>
-          <w:sz w:val="24"/>
-        </w:rPr>
-        <w:t>Священ</w:t>
-      </w:r>
-      <w:r>
-        <w:rPr>
-          <w:rFonts w:ascii="Times New Roman" w:hAnsi="Times New Roman"/>
-          <w:i/>
-          <w:color w:val="FF0000"/>
-          <w:sz w:val="24"/>
-        </w:rPr>
-        <w:t>н</w:t>
-      </w:r>
-      <w:r>
-        <w:rPr>
-          <w:rFonts w:ascii="Times New Roman" w:hAnsi="Times New Roman"/>
-          <w:i/>
-          <w:color w:val="FF0000"/>
-          <w:sz w:val="24"/>
-        </w:rPr>
-        <w:t>ик:</w:t>
-      </w:r>
-      <w:r>
-        <w:rPr>
-          <w:rFonts w:ascii="Times New Roman" w:hAnsi="Times New Roman"/>
-          <w:sz w:val="24"/>
-        </w:rPr>
-        <w:t xml:space="preserve"> Бо Твоє є царство, і сила, і слава, Отця, і Сина, і Святого Духа, нині, і повсякчас, і на віки віків.</w:t>
       </w:r>
     </w:p>
     <w:p>
@@ -1468,7 +1268,7 @@
           <w:color w:val="333333"/>
           <w:sz w:val="24"/>
         </w:rPr>
-        <w:t xml:space="preserve"> Благословен єси, Христе Боже наш,* що премудрими рибаків явив,* зіславши їм Духа Святого,* і ними уловив вселенну.* Людинолюбче, слава Тобі.</w:t>
+        <w:t xml:space="preserve"> Благословен єси, Христе Боже наш,* що премудрими рибаків явив,* зіславши їм Духа Святого,* і ними уловив вселенну.* Чоловіколюбче, слава Тобі.</w:t>
       </w:r>
     </w:p>
     <w:p>
@@ -1764,42 +1564,34 @@
     </w:p>
     <w:p>
       <w:pPr>
-        <w:pStyle w:val="a"/>
-        <w:spacing w:after="120"/>
-      </w:pPr>
-      <w:r>
-        <w:rPr>
-          <w:rFonts w:ascii="Times New Roman" w:hAnsi="Times New Roman"/>
-          <w:i/>
-          <w:color w:val="FF0000"/>
-          <w:sz w:val="24"/>
-        </w:rPr>
-        <w:t>Священ</w:t>
-      </w:r>
-      <w:r>
-        <w:rPr>
-          <w:rFonts w:ascii="Times New Roman" w:hAnsi="Times New Roman"/>
-          <w:i/>
-          <w:color w:val="FF0000"/>
-          <w:sz w:val="24"/>
-        </w:rPr>
-        <w:t>н</w:t>
-      </w:r>
-      <w:r>
-        <w:rPr>
-          <w:rFonts w:ascii="Times New Roman" w:hAnsi="Times New Roman"/>
-          <w:i/>
-          <w:color w:val="FF0000"/>
-          <w:sz w:val="24"/>
-        </w:rPr>
-        <w:t>ик:</w:t>
-      </w:r>
-      <w:r>
-        <w:rPr>
-          <w:rFonts w:ascii="Times New Roman" w:hAnsi="Times New Roman"/>
-          <w:sz w:val="24"/>
-        </w:rPr>
-        <w:t xml:space="preserve"> Бо Твоє є царство, і сила, і слава, Отця, і Сина, і Святого Духа, нині, і повсякчас, і на віки віків.</w:t>
+        <w:spacing w:line="240" w:lineRule="auto"/>
+        <w:rPr>
+          <w:rFonts w:ascii="Times New Roman" w:hAnsi="Times New Roman"/>
+          <w:sz w:val="24"/>
+        </w:rPr>
+      </w:pPr>
+      <w:r>
+        <w:rPr>
+          <w:rFonts w:ascii="Times New Roman" w:hAnsi="Times New Roman"/>
+          <w:i/>
+          <w:color w:val="FF0000"/>
+          <w:sz w:val="24"/>
+        </w:rPr>
+        <w:t xml:space="preserve">Священик: </w:t>
+      </w:r>
+      <w:r>
+        <w:rPr>
+          <w:rFonts w:ascii="Times New Roman" w:hAnsi="Times New Roman"/>
+          <w:sz w:val="24"/>
+        </w:rPr>
+        <w:t xml:space="preserve">Бо твоє є царство, і сила, і слава, Отця, і Сина, і Святого Духа, нині і повсякчас, і на віки </w:t>
+      </w:r>
+      <w:r>
+        <w:rPr>
+          <w:rFonts w:ascii="Times New Roman" w:hAnsi="Times New Roman"/>
+          <w:sz w:val="24"/>
+        </w:rPr>
+        <w:t>віків.</w:t>
       </w:r>
     </w:p>
     <w:p>
@@ -2409,211 +2201,43 @@
     </w:p>
     <w:p>
       <w:pPr>
-        <w:pStyle w:val="a"/>
-        <w:spacing w:after="120"/>
-      </w:pPr>
-      <w:r>
-        <w:rPr>
-          <w:rFonts w:ascii="Times New Roman" w:hAnsi="Times New Roman"/>
-          <w:sz w:val="24"/>
-        </w:rPr>
-        <w:t>Ца́рю</w:t>
-      </w:r>
-      <w:r>
-        <w:rPr>
-          <w:rFonts w:ascii="Times New Roman" w:hAnsi="Times New Roman"/>
-          <w:sz w:val="24"/>
-        </w:rPr>
-        <w:t xml:space="preserve"> </w:t>
-      </w:r>
-      <w:r>
-        <w:rPr>
-          <w:rFonts w:ascii="Times New Roman" w:hAnsi="Times New Roman"/>
-          <w:sz w:val="24"/>
-        </w:rPr>
-        <w:t>небе́сний</w:t>
-      </w:r>
-      <w:r>
-        <w:rPr>
-          <w:rFonts w:ascii="Times New Roman" w:hAnsi="Times New Roman"/>
-          <w:sz w:val="24"/>
-        </w:rPr>
-        <w:t xml:space="preserve">, </w:t>
-      </w:r>
-      <w:r>
-        <w:rPr>
-          <w:rFonts w:ascii="Times New Roman" w:hAnsi="Times New Roman"/>
-          <w:sz w:val="24"/>
-        </w:rPr>
-        <w:t>утіши́телю</w:t>
-      </w:r>
-      <w:r>
-        <w:rPr>
-          <w:rFonts w:ascii="Times New Roman" w:hAnsi="Times New Roman"/>
-          <w:sz w:val="24"/>
-        </w:rPr>
-        <w:t xml:space="preserve">, </w:t>
-      </w:r>
-      <w:r>
-        <w:rPr>
-          <w:rFonts w:ascii="Times New Roman" w:hAnsi="Times New Roman"/>
-          <w:sz w:val="24"/>
-        </w:rPr>
-        <w:t>Ду́ше</w:t>
-      </w:r>
-      <w:r>
-        <w:rPr>
-          <w:rFonts w:ascii="Times New Roman" w:hAnsi="Times New Roman"/>
-          <w:sz w:val="24"/>
-        </w:rPr>
-        <w:t xml:space="preserve"> íстини,* що </w:t>
-      </w:r>
-      <w:r>
-        <w:rPr>
-          <w:rFonts w:ascii="Times New Roman" w:hAnsi="Times New Roman"/>
-          <w:sz w:val="24"/>
-        </w:rPr>
-        <w:t>всю́ди</w:t>
-      </w:r>
-      <w:r>
-        <w:rPr>
-          <w:rFonts w:ascii="Times New Roman" w:hAnsi="Times New Roman"/>
-          <w:sz w:val="24"/>
-        </w:rPr>
-        <w:t xml:space="preserve"> єси́ і все </w:t>
-      </w:r>
-      <w:r>
-        <w:rPr>
-          <w:rFonts w:ascii="Times New Roman" w:hAnsi="Times New Roman"/>
-          <w:sz w:val="24"/>
-        </w:rPr>
-        <w:t>наповня́єш</w:t>
-      </w:r>
-      <w:r>
-        <w:rPr>
-          <w:rFonts w:ascii="Times New Roman" w:hAnsi="Times New Roman"/>
-          <w:sz w:val="24"/>
-        </w:rPr>
-        <w:t xml:space="preserve">,* </w:t>
-      </w:r>
-      <w:r>
-        <w:rPr>
-          <w:rFonts w:ascii="Times New Roman" w:hAnsi="Times New Roman"/>
-          <w:sz w:val="24"/>
-        </w:rPr>
-        <w:t>скарбни́це</w:t>
-      </w:r>
-      <w:r>
-        <w:rPr>
-          <w:rFonts w:ascii="Times New Roman" w:hAnsi="Times New Roman"/>
-          <w:sz w:val="24"/>
-        </w:rPr>
-        <w:t xml:space="preserve"> благ і життя́ </w:t>
-      </w:r>
-      <w:r>
-        <w:rPr>
-          <w:rFonts w:ascii="Times New Roman" w:hAnsi="Times New Roman"/>
-          <w:sz w:val="24"/>
-        </w:rPr>
-        <w:t>пода́телю</w:t>
-      </w:r>
-      <w:r>
-        <w:rPr>
-          <w:rFonts w:ascii="Times New Roman" w:hAnsi="Times New Roman"/>
-          <w:sz w:val="24"/>
-        </w:rPr>
-        <w:t xml:space="preserve">,* прийди́, і </w:t>
-      </w:r>
-      <w:r>
-        <w:rPr>
-          <w:rFonts w:ascii="Times New Roman" w:hAnsi="Times New Roman"/>
-          <w:sz w:val="24"/>
-        </w:rPr>
-        <w:t>всели́ся</w:t>
-      </w:r>
-      <w:r>
-        <w:rPr>
-          <w:rFonts w:ascii="Times New Roman" w:hAnsi="Times New Roman"/>
-          <w:sz w:val="24"/>
-        </w:rPr>
-        <w:t xml:space="preserve"> в нас,* і </w:t>
-      </w:r>
-      <w:r>
-        <w:rPr>
-          <w:rFonts w:ascii="Times New Roman" w:hAnsi="Times New Roman"/>
-          <w:sz w:val="24"/>
-        </w:rPr>
-        <w:t>очи́сти</w:t>
-      </w:r>
-      <w:r>
-        <w:rPr>
-          <w:rFonts w:ascii="Times New Roman" w:hAnsi="Times New Roman"/>
-          <w:sz w:val="24"/>
-        </w:rPr>
-        <w:t xml:space="preserve"> нас від </w:t>
-      </w:r>
-      <w:r>
-        <w:rPr>
-          <w:rFonts w:ascii="Times New Roman" w:hAnsi="Times New Roman"/>
-          <w:sz w:val="24"/>
-        </w:rPr>
-        <w:t>уся́кої</w:t>
-      </w:r>
-      <w:r>
-        <w:rPr>
-          <w:rFonts w:ascii="Times New Roman" w:hAnsi="Times New Roman"/>
-          <w:sz w:val="24"/>
-        </w:rPr>
-        <w:t xml:space="preserve"> </w:t>
-      </w:r>
-      <w:r>
-        <w:rPr>
-          <w:rFonts w:ascii="Times New Roman" w:hAnsi="Times New Roman"/>
-          <w:sz w:val="24"/>
-        </w:rPr>
-        <w:t>скве́рни</w:t>
-      </w:r>
-      <w:r>
-        <w:rPr>
-          <w:rFonts w:ascii="Times New Roman" w:hAnsi="Times New Roman"/>
-          <w:sz w:val="24"/>
-        </w:rPr>
-        <w:t xml:space="preserve">,* і спаси́, </w:t>
-      </w:r>
-      <w:r>
-        <w:rPr>
-          <w:rFonts w:ascii="Times New Roman" w:hAnsi="Times New Roman"/>
-          <w:sz w:val="24"/>
-        </w:rPr>
-        <w:t>благи́й</w:t>
-      </w:r>
-      <w:r>
-        <w:rPr>
-          <w:rFonts w:ascii="Times New Roman" w:hAnsi="Times New Roman"/>
-          <w:sz w:val="24"/>
-        </w:rPr>
-        <w:t xml:space="preserve">, </w:t>
-      </w:r>
-      <w:r>
-        <w:rPr>
-          <w:rFonts w:ascii="Times New Roman" w:hAnsi="Times New Roman"/>
-          <w:sz w:val="24"/>
-        </w:rPr>
-        <w:t>ду́ші</w:t>
-      </w:r>
-      <w:r>
-        <w:rPr>
-          <w:rFonts w:ascii="Times New Roman" w:hAnsi="Times New Roman"/>
-          <w:sz w:val="24"/>
-        </w:rPr>
-        <w:t xml:space="preserve"> </w:t>
-      </w:r>
-      <w:r>
-        <w:rPr>
-          <w:rFonts w:ascii="Times New Roman" w:hAnsi="Times New Roman"/>
-          <w:sz w:val="24"/>
-        </w:rPr>
-        <w:t>на́ші</w:t>
+        <w:spacing w:line="240" w:lineRule="auto"/>
+        <w:rPr>
+          <w:rFonts w:ascii="Times New Roman" w:hAnsi="Times New Roman"/>
+          <w:sz w:val="24"/>
+        </w:rPr>
+      </w:pPr>
+      <w:r>
+        <w:rPr>
+          <w:rFonts w:ascii="Times New Roman" w:hAnsi="Times New Roman"/>
+          <w:sz w:val="24"/>
+        </w:rPr>
+        <w:t>Царю небесний, утішителю, Душе істини,* що всюди єси і все наповняєш,* скарбе дібр і життя подателю,* прийди і вселися в нас,* і очисти нас від усякої скверни,* і спаси, Благий, душі наші.</w:t>
+      </w:r>
+    </w:p>
+    <w:p>
+      <w:pPr>
+        <w:spacing w:line="240" w:lineRule="auto"/>
+        <w:rPr>
+          <w:rFonts w:ascii="Times New Roman" w:hAnsi="Times New Roman"/>
+          <w:sz w:val="24"/>
+        </w:rPr>
+      </w:pPr>
+      <w:r>
+        <w:rPr>
+          <w:rFonts w:ascii="Times New Roman" w:hAnsi="Times New Roman"/>
+          <w:sz w:val="24"/>
+        </w:rPr>
+        <w:t xml:space="preserve">Святий Боже, святий Кріпкий, святий Безсмертний, помилуй нас </w:t>
+      </w:r>
+      <w:r>
+        <w:rPr>
+          <w:rFonts w:ascii="Times New Roman" w:hAnsi="Times New Roman"/>
+          <w:i/>
+          <w:color w:val="FF0000"/>
+          <w:sz w:val="24"/>
+        </w:rPr>
+        <w:t>(3 р.)</w:t>
       </w:r>
       <w:r>
         <w:rPr>
@@ -2636,7 +2260,53 @@
           <w:rFonts w:ascii="Times New Roman" w:hAnsi="Times New Roman"/>
           <w:sz w:val="24"/>
         </w:rPr>
-        <w:t xml:space="preserve">Святий Боже, святий Кріпкий, святий Безсмертний, помилуй нас </w:t>
+        <w:t xml:space="preserve">Слава Отцю, і Сину, і Святому Духові,* і нині і повсякчас, і на віки </w:t>
+      </w:r>
+      <w:r>
+        <w:rPr>
+          <w:rFonts w:ascii="Times New Roman" w:hAnsi="Times New Roman"/>
+          <w:sz w:val="24"/>
+        </w:rPr>
+        <w:t>віків.</w:t>
+      </w:r>
+      <w:r>
+        <w:rPr>
+          <w:rFonts w:ascii="Times New Roman" w:hAnsi="Times New Roman"/>
+          <w:sz w:val="24"/>
+        </w:rPr>
+        <w:t xml:space="preserve"> Амінь.</w:t>
+      </w:r>
+    </w:p>
+    <w:p>
+      <w:pPr>
+        <w:spacing w:line="240" w:lineRule="auto"/>
+        <w:rPr>
+          <w:rFonts w:ascii="Times New Roman" w:hAnsi="Times New Roman"/>
+          <w:sz w:val="24"/>
+        </w:rPr>
+      </w:pPr>
+      <w:r>
+        <w:rPr>
+          <w:rFonts w:ascii="Times New Roman" w:hAnsi="Times New Roman"/>
+          <w:sz w:val="24"/>
+        </w:rPr>
+        <w:t>Пресвята Тройце, помилуй нас;* Господи, очисти гріхи наші;* Владико, прости беззаконня наші;* Святий, завітай і зціли немочі наші імени твого ради.</w:t>
+      </w:r>
+    </w:p>
+    <w:p>
+      <w:pPr>
+        <w:spacing w:line="240" w:lineRule="auto"/>
+        <w:rPr>
+          <w:rFonts w:ascii="Times New Roman" w:hAnsi="Times New Roman"/>
+          <w:sz w:val="24"/>
+        </w:rPr>
+      </w:pPr>
+      <w:r>
+        <w:rPr>
+          <w:rFonts w:ascii="Times New Roman" w:hAnsi="Times New Roman"/>
+          <w:sz w:val="24"/>
+        </w:rPr>
+        <w:t xml:space="preserve">Господи, помилуй </w:t>
       </w:r>
       <w:r>
         <w:rPr>
@@ -2698,55 +2368,32 @@
           <w:rFonts w:ascii="Times New Roman" w:hAnsi="Times New Roman"/>
           <w:sz w:val="24"/>
         </w:rPr>
-        <w:t>Пресвята Тройце, помилуй нас;* Господи, очисти гріхи наші;* Владико, прости беззаконня наші;* Святий, завітай і зціли немочі наші імени твого ради.</w:t>
-      </w:r>
-    </w:p>
-    <w:p>
-      <w:pPr>
-        <w:spacing w:line="240" w:lineRule="auto"/>
-        <w:rPr>
-          <w:rFonts w:ascii="Times New Roman" w:hAnsi="Times New Roman"/>
-          <w:sz w:val="24"/>
-        </w:rPr>
-      </w:pPr>
-      <w:r>
-        <w:rPr>
-          <w:rFonts w:ascii="Times New Roman" w:hAnsi="Times New Roman"/>
-          <w:sz w:val="24"/>
-        </w:rPr>
-        <w:t xml:space="preserve">Господи, помилуй </w:t>
-      </w:r>
-      <w:r>
-        <w:rPr>
-          <w:rFonts w:ascii="Times New Roman" w:hAnsi="Times New Roman"/>
-          <w:i/>
-          <w:color w:val="FF0000"/>
-          <w:sz w:val="24"/>
-        </w:rPr>
-        <w:t>(3 р.)</w:t>
-      </w:r>
-      <w:r>
-        <w:rPr>
-          <w:rFonts w:ascii="Times New Roman" w:hAnsi="Times New Roman"/>
-          <w:sz w:val="24"/>
-        </w:rPr>
-        <w:t>.</w:t>
-      </w:r>
-    </w:p>
-    <w:p>
-      <w:pPr>
-        <w:spacing w:line="240" w:lineRule="auto"/>
-        <w:rPr>
-          <w:rFonts w:ascii="Times New Roman" w:hAnsi="Times New Roman"/>
-          <w:sz w:val="24"/>
-        </w:rPr>
-      </w:pPr>
-      <w:r>
-        <w:rPr>
-          <w:rFonts w:ascii="Times New Roman" w:hAnsi="Times New Roman"/>
-          <w:sz w:val="24"/>
-        </w:rPr>
-        <w:t xml:space="preserve">Слава Отцю, і Сину, і Святому Духові,* і нині і повсякчас, і на віки </w:t>
+        <w:t>Отче наш, що єси на небесах,* нехай святиться ім’я твоє,* нехай прийде царство твоє,* нехай буде воля твоя, як на небі, так і на землі.* Хліб наш насущний дай нам сьогодні,* і прости нам провини наші,* як і ми прощаємо винуватцям нашим,* і не введи нас у спокусу,* але визволи нас від лукавого.</w:t>
+      </w:r>
+    </w:p>
+    <w:p>
+      <w:pPr>
+        <w:spacing w:line="240" w:lineRule="auto"/>
+        <w:rPr>
+          <w:rFonts w:ascii="Times New Roman" w:hAnsi="Times New Roman"/>
+          <w:sz w:val="24"/>
+        </w:rPr>
+      </w:pPr>
+      <w:r>
+        <w:rPr>
+          <w:rFonts w:ascii="Times New Roman" w:hAnsi="Times New Roman"/>
+          <w:i/>
+          <w:color w:val="FF0000"/>
+          <w:sz w:val="24"/>
+        </w:rPr>
+        <w:t xml:space="preserve">Священик: </w:t>
+      </w:r>
+      <w:r>
+        <w:rPr>
+          <w:rFonts w:ascii="Times New Roman" w:hAnsi="Times New Roman"/>
+          <w:sz w:val="24"/>
+        </w:rPr>
+        <w:t xml:space="preserve">Бо твоє є царство, і сила, і слава, Отця, і Сина, і Святого Духа, нині і повсякчас, і на віки </w:t>
       </w:r>
       <w:r>
         <w:rPr>
@@ -2754,69 +2401,6 @@
           <w:sz w:val="24"/>
         </w:rPr>
         <w:t>віків.</w:t>
-      </w:r>
-      <w:r>
-        <w:rPr>
-          <w:rFonts w:ascii="Times New Roman" w:hAnsi="Times New Roman"/>
-          <w:sz w:val="24"/>
-        </w:rPr>
-        <w:t xml:space="preserve"> Амінь.</w:t>
-      </w:r>
-    </w:p>
-    <w:p>
-      <w:pPr>
-        <w:spacing w:line="240" w:lineRule="auto"/>
-        <w:rPr>
-          <w:rFonts w:ascii="Times New Roman" w:hAnsi="Times New Roman"/>
-          <w:sz w:val="24"/>
-        </w:rPr>
-      </w:pPr>
-      <w:r>
-        <w:rPr>
-          <w:rFonts w:ascii="Times New Roman" w:hAnsi="Times New Roman"/>
-          <w:sz w:val="24"/>
-        </w:rPr>
-        <w:t>Отче наш, що єси на небесах,* нехай святиться ім’я твоє,* нехай прийде царство твоє,* нехай буде воля твоя, як на небі, так і на землі.* Хліб наш насущний дай нам сьогодні,* і прости нам провини наші,* як і ми прощаємо винуватцям нашим,* і не введи нас у спокусу,* але визволи нас від лукавого.</w:t>
-      </w:r>
-    </w:p>
-    <w:p>
-      <w:pPr>
-        <w:pStyle w:val="a"/>
-        <w:spacing w:after="120"/>
-      </w:pPr>
-      <w:r>
-        <w:rPr>
-          <w:rFonts w:ascii="Times New Roman" w:hAnsi="Times New Roman"/>
-          <w:i/>
-          <w:color w:val="FF0000"/>
-          <w:sz w:val="24"/>
-        </w:rPr>
-        <w:t>Священ</w:t>
-      </w:r>
-      <w:r>
-        <w:rPr>
-          <w:rFonts w:ascii="Times New Roman" w:hAnsi="Times New Roman"/>
-          <w:i/>
-          <w:color w:val="FF0000"/>
-          <w:sz w:val="24"/>
-        </w:rPr>
-        <w:t>н</w:t>
-      </w:r>
-      <w:r>
-        <w:rPr>
-          <w:rFonts w:ascii="Times New Roman" w:hAnsi="Times New Roman"/>
-          <w:i/>
-          <w:color w:val="FF0000"/>
-          <w:sz w:val="24"/>
-        </w:rPr>
-        <w:t>ик:</w:t>
-      </w:r>
-      <w:r>
-        <w:rPr>
-          <w:rFonts w:ascii="Times New Roman" w:hAnsi="Times New Roman"/>
-          <w:sz w:val="24"/>
-        </w:rPr>
-        <w:t xml:space="preserve"> Бо Твоє є царство, і сила, і слава, Отця, і Сина, і Святого Духа, нині, і повсякчас, і на віки віків.</w:t>
       </w:r>
     </w:p>
     <w:p>
@@ -4122,7 +3706,7 @@
           <w:color w:val="333333"/>
           <w:sz w:val="24"/>
         </w:rPr>
-        <w:t xml:space="preserve"> Благословен єси, Христе Боже наш,* що премудрими рибаків явив,* зіславши їм Духа Святого,* і ними уловив вселенну.* Людинолюбче, слава Тобі.</w:t>
+        <w:t xml:space="preserve"> Благословен єси, Христе Боже наш,* що премудрими рибаків явив,* зіславши їм Духа Святого,* і ними уловив вселенну.* Чоловіколюбче, слава Тобі.</w:t>
       </w:r>
     </w:p>
     <w:p>
@@ -4434,42 +4018,34 @@
     </w:p>
     <w:p>
       <w:pPr>
-        <w:pStyle w:val="a"/>
-        <w:spacing w:after="120"/>
-      </w:pPr>
-      <w:r>
-        <w:rPr>
-          <w:rFonts w:ascii="Times New Roman" w:hAnsi="Times New Roman"/>
-          <w:i/>
-          <w:color w:val="FF0000"/>
-          <w:sz w:val="24"/>
-        </w:rPr>
-        <w:t>Священ</w:t>
-      </w:r>
-      <w:r>
-        <w:rPr>
-          <w:rFonts w:ascii="Times New Roman" w:hAnsi="Times New Roman"/>
-          <w:i/>
-          <w:color w:val="FF0000"/>
-          <w:sz w:val="24"/>
-        </w:rPr>
-        <w:t>н</w:t>
-      </w:r>
-      <w:r>
-        <w:rPr>
-          <w:rFonts w:ascii="Times New Roman" w:hAnsi="Times New Roman"/>
-          <w:i/>
-          <w:color w:val="FF0000"/>
-          <w:sz w:val="24"/>
-        </w:rPr>
-        <w:t>ик:</w:t>
-      </w:r>
-      <w:r>
-        <w:rPr>
-          <w:rFonts w:ascii="Times New Roman" w:hAnsi="Times New Roman"/>
-          <w:sz w:val="24"/>
-        </w:rPr>
-        <w:t xml:space="preserve"> Бо Твоє є царство, і сила, і слава, Отця, і Сина, і Святого Духа, нині, і повсякчас, і на віки віків.</w:t>
+        <w:spacing w:line="240" w:lineRule="auto"/>
+        <w:rPr>
+          <w:rFonts w:ascii="Times New Roman" w:hAnsi="Times New Roman"/>
+          <w:sz w:val="24"/>
+        </w:rPr>
+      </w:pPr>
+      <w:r>
+        <w:rPr>
+          <w:rFonts w:ascii="Times New Roman" w:hAnsi="Times New Roman"/>
+          <w:i/>
+          <w:color w:val="FF0000"/>
+          <w:sz w:val="24"/>
+        </w:rPr>
+        <w:t xml:space="preserve">Священик: </w:t>
+      </w:r>
+      <w:r>
+        <w:rPr>
+          <w:rFonts w:ascii="Times New Roman" w:hAnsi="Times New Roman"/>
+          <w:sz w:val="24"/>
+        </w:rPr>
+        <w:t xml:space="preserve">Бо твоє є царство, і сила, і слава, Отця, і Сина, і Святого Духа, нині і повсякчас, і на віки </w:t>
+      </w:r>
+      <w:r>
+        <w:rPr>
+          <w:rFonts w:ascii="Times New Roman" w:hAnsi="Times New Roman"/>
+          <w:sz w:val="24"/>
+        </w:rPr>
+        <w:t>віків.</w:t>
       </w:r>
     </w:p>
     <w:p>
@@ -5150,211 +4726,43 @@
     </w:p>
     <w:p>
       <w:pPr>
-        <w:pStyle w:val="a"/>
-        <w:spacing w:after="120"/>
-      </w:pPr>
-      <w:r>
-        <w:rPr>
-          <w:rFonts w:ascii="Times New Roman" w:hAnsi="Times New Roman"/>
-          <w:sz w:val="24"/>
-        </w:rPr>
-        <w:t>Ца́рю</w:t>
-      </w:r>
-      <w:r>
-        <w:rPr>
-          <w:rFonts w:ascii="Times New Roman" w:hAnsi="Times New Roman"/>
-          <w:sz w:val="24"/>
-        </w:rPr>
-        <w:t xml:space="preserve"> </w:t>
-      </w:r>
-      <w:r>
-        <w:rPr>
-          <w:rFonts w:ascii="Times New Roman" w:hAnsi="Times New Roman"/>
-          <w:sz w:val="24"/>
-        </w:rPr>
-        <w:t>небе́сний</w:t>
-      </w:r>
-      <w:r>
-        <w:rPr>
-          <w:rFonts w:ascii="Times New Roman" w:hAnsi="Times New Roman"/>
-          <w:sz w:val="24"/>
-        </w:rPr>
-        <w:t xml:space="preserve">, </w:t>
-      </w:r>
-      <w:r>
-        <w:rPr>
-          <w:rFonts w:ascii="Times New Roman" w:hAnsi="Times New Roman"/>
-          <w:sz w:val="24"/>
-        </w:rPr>
-        <w:t>утіши́телю</w:t>
-      </w:r>
-      <w:r>
-        <w:rPr>
-          <w:rFonts w:ascii="Times New Roman" w:hAnsi="Times New Roman"/>
-          <w:sz w:val="24"/>
-        </w:rPr>
-        <w:t xml:space="preserve">, </w:t>
-      </w:r>
-      <w:r>
-        <w:rPr>
-          <w:rFonts w:ascii="Times New Roman" w:hAnsi="Times New Roman"/>
-          <w:sz w:val="24"/>
-        </w:rPr>
-        <w:t>Ду́ше</w:t>
-      </w:r>
-      <w:r>
-        <w:rPr>
-          <w:rFonts w:ascii="Times New Roman" w:hAnsi="Times New Roman"/>
-          <w:sz w:val="24"/>
-        </w:rPr>
-        <w:t xml:space="preserve"> íстини,* що </w:t>
-      </w:r>
-      <w:r>
-        <w:rPr>
-          <w:rFonts w:ascii="Times New Roman" w:hAnsi="Times New Roman"/>
-          <w:sz w:val="24"/>
-        </w:rPr>
-        <w:t>всю́ди</w:t>
-      </w:r>
-      <w:r>
-        <w:rPr>
-          <w:rFonts w:ascii="Times New Roman" w:hAnsi="Times New Roman"/>
-          <w:sz w:val="24"/>
-        </w:rPr>
-        <w:t xml:space="preserve"> єси́ і все </w:t>
-      </w:r>
-      <w:r>
-        <w:rPr>
-          <w:rFonts w:ascii="Times New Roman" w:hAnsi="Times New Roman"/>
-          <w:sz w:val="24"/>
-        </w:rPr>
-        <w:t>наповня́єш</w:t>
-      </w:r>
-      <w:r>
-        <w:rPr>
-          <w:rFonts w:ascii="Times New Roman" w:hAnsi="Times New Roman"/>
-          <w:sz w:val="24"/>
-        </w:rPr>
-        <w:t xml:space="preserve">,* </w:t>
-      </w:r>
-      <w:r>
-        <w:rPr>
-          <w:rFonts w:ascii="Times New Roman" w:hAnsi="Times New Roman"/>
-          <w:sz w:val="24"/>
-        </w:rPr>
-        <w:t>скарбни́це</w:t>
-      </w:r>
-      <w:r>
-        <w:rPr>
-          <w:rFonts w:ascii="Times New Roman" w:hAnsi="Times New Roman"/>
-          <w:sz w:val="24"/>
-        </w:rPr>
-        <w:t xml:space="preserve"> благ і життя́ </w:t>
-      </w:r>
-      <w:r>
-        <w:rPr>
-          <w:rFonts w:ascii="Times New Roman" w:hAnsi="Times New Roman"/>
-          <w:sz w:val="24"/>
-        </w:rPr>
-        <w:t>пода́телю</w:t>
-      </w:r>
-      <w:r>
-        <w:rPr>
-          <w:rFonts w:ascii="Times New Roman" w:hAnsi="Times New Roman"/>
-          <w:sz w:val="24"/>
-        </w:rPr>
-        <w:t xml:space="preserve">,* прийди́, і </w:t>
-      </w:r>
-      <w:r>
-        <w:rPr>
-          <w:rFonts w:ascii="Times New Roman" w:hAnsi="Times New Roman"/>
-          <w:sz w:val="24"/>
-        </w:rPr>
-        <w:t>всели́ся</w:t>
-      </w:r>
-      <w:r>
-        <w:rPr>
-          <w:rFonts w:ascii="Times New Roman" w:hAnsi="Times New Roman"/>
-          <w:sz w:val="24"/>
-        </w:rPr>
-        <w:t xml:space="preserve"> в нас,* і </w:t>
-      </w:r>
-      <w:r>
-        <w:rPr>
-          <w:rFonts w:ascii="Times New Roman" w:hAnsi="Times New Roman"/>
-          <w:sz w:val="24"/>
-        </w:rPr>
-        <w:t>очи́сти</w:t>
-      </w:r>
-      <w:r>
-        <w:rPr>
-          <w:rFonts w:ascii="Times New Roman" w:hAnsi="Times New Roman"/>
-          <w:sz w:val="24"/>
-        </w:rPr>
-        <w:t xml:space="preserve"> нас від </w:t>
-      </w:r>
-      <w:r>
-        <w:rPr>
-          <w:rFonts w:ascii="Times New Roman" w:hAnsi="Times New Roman"/>
-          <w:sz w:val="24"/>
-        </w:rPr>
-        <w:t>уся́кої</w:t>
-      </w:r>
-      <w:r>
-        <w:rPr>
-          <w:rFonts w:ascii="Times New Roman" w:hAnsi="Times New Roman"/>
-          <w:sz w:val="24"/>
-        </w:rPr>
-        <w:t xml:space="preserve"> </w:t>
-      </w:r>
-      <w:r>
-        <w:rPr>
-          <w:rFonts w:ascii="Times New Roman" w:hAnsi="Times New Roman"/>
-          <w:sz w:val="24"/>
-        </w:rPr>
-        <w:t>скве́рни</w:t>
-      </w:r>
-      <w:r>
-        <w:rPr>
-          <w:rFonts w:ascii="Times New Roman" w:hAnsi="Times New Roman"/>
-          <w:sz w:val="24"/>
-        </w:rPr>
-        <w:t xml:space="preserve">,* і спаси́, </w:t>
-      </w:r>
-      <w:r>
-        <w:rPr>
-          <w:rFonts w:ascii="Times New Roman" w:hAnsi="Times New Roman"/>
-          <w:sz w:val="24"/>
-        </w:rPr>
-        <w:t>благи́й</w:t>
-      </w:r>
-      <w:r>
-        <w:rPr>
-          <w:rFonts w:ascii="Times New Roman" w:hAnsi="Times New Roman"/>
-          <w:sz w:val="24"/>
-        </w:rPr>
-        <w:t xml:space="preserve">, </w:t>
-      </w:r>
-      <w:r>
-        <w:rPr>
-          <w:rFonts w:ascii="Times New Roman" w:hAnsi="Times New Roman"/>
-          <w:sz w:val="24"/>
-        </w:rPr>
-        <w:t>ду́ші</w:t>
-      </w:r>
-      <w:r>
-        <w:rPr>
-          <w:rFonts w:ascii="Times New Roman" w:hAnsi="Times New Roman"/>
-          <w:sz w:val="24"/>
-        </w:rPr>
-        <w:t xml:space="preserve"> </w:t>
-      </w:r>
-      <w:r>
-        <w:rPr>
-          <w:rFonts w:ascii="Times New Roman" w:hAnsi="Times New Roman"/>
-          <w:sz w:val="24"/>
-        </w:rPr>
-        <w:t>на́ші</w:t>
+        <w:spacing w:line="240" w:lineRule="auto"/>
+        <w:rPr>
+          <w:rFonts w:ascii="Times New Roman" w:hAnsi="Times New Roman"/>
+          <w:sz w:val="24"/>
+        </w:rPr>
+      </w:pPr>
+      <w:r>
+        <w:rPr>
+          <w:rFonts w:ascii="Times New Roman" w:hAnsi="Times New Roman"/>
+          <w:sz w:val="24"/>
+        </w:rPr>
+        <w:t>Царю небесний, утішителю, Душе істини,* що всюди єси і все наповняєш,* скарбе дібр і життя подателю,* прийди і вселися в нас,* і очисти нас від усякої скверни,* і спаси, Благий, душі наші.</w:t>
+      </w:r>
+    </w:p>
+    <w:p>
+      <w:pPr>
+        <w:spacing w:line="240" w:lineRule="auto"/>
+        <w:rPr>
+          <w:rFonts w:ascii="Times New Roman" w:hAnsi="Times New Roman"/>
+          <w:sz w:val="24"/>
+        </w:rPr>
+      </w:pPr>
+      <w:r>
+        <w:rPr>
+          <w:rFonts w:ascii="Times New Roman" w:hAnsi="Times New Roman"/>
+          <w:sz w:val="24"/>
+        </w:rPr>
+        <w:t xml:space="preserve">Святий Боже, святий Кріпкий, святий Безсмертний, помилуй нас </w:t>
+      </w:r>
+      <w:r>
+        <w:rPr>
+          <w:rFonts w:ascii="Times New Roman" w:hAnsi="Times New Roman"/>
+          <w:i/>
+          <w:color w:val="FF0000"/>
+          <w:sz w:val="24"/>
+        </w:rPr>
+        <w:t>(3 р.)</w:t>
       </w:r>
       <w:r>
         <w:rPr>
@@ -5377,7 +4785,53 @@
           <w:rFonts w:ascii="Times New Roman" w:hAnsi="Times New Roman"/>
           <w:sz w:val="24"/>
         </w:rPr>
-        <w:t xml:space="preserve">Святий Боже, святий Кріпкий, святий Безсмертний, помилуй нас </w:t>
+        <w:t xml:space="preserve">Слава Отцю, і Сину, і Святому Духові,* і нині і повсякчас, і на віки </w:t>
+      </w:r>
+      <w:r>
+        <w:rPr>
+          <w:rFonts w:ascii="Times New Roman" w:hAnsi="Times New Roman"/>
+          <w:sz w:val="24"/>
+        </w:rPr>
+        <w:t>віків.</w:t>
+      </w:r>
+      <w:r>
+        <w:rPr>
+          <w:rFonts w:ascii="Times New Roman" w:hAnsi="Times New Roman"/>
+          <w:sz w:val="24"/>
+        </w:rPr>
+        <w:t xml:space="preserve"> Амінь.</w:t>
+      </w:r>
+    </w:p>
+    <w:p>
+      <w:pPr>
+        <w:spacing w:line="240" w:lineRule="auto"/>
+        <w:rPr>
+          <w:rFonts w:ascii="Times New Roman" w:hAnsi="Times New Roman"/>
+          <w:sz w:val="24"/>
+        </w:rPr>
+      </w:pPr>
+      <w:r>
+        <w:rPr>
+          <w:rFonts w:ascii="Times New Roman" w:hAnsi="Times New Roman"/>
+          <w:sz w:val="24"/>
+        </w:rPr>
+        <w:t>Пресвята Тройце, помилуй нас;* Господи, очисти гріхи наші;* Владико, прости беззаконня наші;* Святий, завітай і зціли немочі наші імени твого ради.</w:t>
+      </w:r>
+    </w:p>
+    <w:p>
+      <w:pPr>
+        <w:spacing w:line="240" w:lineRule="auto"/>
+        <w:rPr>
+          <w:rFonts w:ascii="Times New Roman" w:hAnsi="Times New Roman"/>
+          <w:sz w:val="24"/>
+        </w:rPr>
+      </w:pPr>
+      <w:r>
+        <w:rPr>
+          <w:rFonts w:ascii="Times New Roman" w:hAnsi="Times New Roman"/>
+          <w:sz w:val="24"/>
+        </w:rPr>
+        <w:t xml:space="preserve">Господи, помилуй </w:t>
       </w:r>
       <w:r>
         <w:rPr>
@@ -5409,7 +4863,7 @@
           <w:rFonts w:ascii="Times New Roman" w:hAnsi="Times New Roman"/>
           <w:sz w:val="24"/>
         </w:rPr>
-        <w:t xml:space="preserve">Слава Отцю, і Сину, і Святому Духові,* і нині і повсякчас, і на віки </w:t>
+        <w:t xml:space="preserve">Слава Отцю, і Сину, і Святому Духові,* і нині, і повсякчас, і на віки </w:t>
       </w:r>
       <w:r>
         <w:rPr>
@@ -5439,55 +4893,32 @@
           <w:rFonts w:ascii="Times New Roman" w:hAnsi="Times New Roman"/>
           <w:sz w:val="24"/>
         </w:rPr>
-        <w:t>Пресвята Тройце, помилуй нас;* Господи, очисти гріхи наші;* Владико, прости беззаконня наші;* Святий, завітай і зціли немочі наші імени твого ради.</w:t>
-      </w:r>
-    </w:p>
-    <w:p>
-      <w:pPr>
-        <w:spacing w:line="240" w:lineRule="auto"/>
-        <w:rPr>
-          <w:rFonts w:ascii="Times New Roman" w:hAnsi="Times New Roman"/>
-          <w:sz w:val="24"/>
-        </w:rPr>
-      </w:pPr>
-      <w:r>
-        <w:rPr>
-          <w:rFonts w:ascii="Times New Roman" w:hAnsi="Times New Roman"/>
-          <w:sz w:val="24"/>
-        </w:rPr>
-        <w:t xml:space="preserve">Господи, помилуй </w:t>
-      </w:r>
-      <w:r>
-        <w:rPr>
-          <w:rFonts w:ascii="Times New Roman" w:hAnsi="Times New Roman"/>
-          <w:i/>
-          <w:color w:val="FF0000"/>
-          <w:sz w:val="24"/>
-        </w:rPr>
-        <w:t>(3 р.)</w:t>
-      </w:r>
-      <w:r>
-        <w:rPr>
-          <w:rFonts w:ascii="Times New Roman" w:hAnsi="Times New Roman"/>
-          <w:sz w:val="24"/>
-        </w:rPr>
-        <w:t>.</w:t>
-      </w:r>
-    </w:p>
-    <w:p>
-      <w:pPr>
-        <w:spacing w:line="240" w:lineRule="auto"/>
-        <w:rPr>
-          <w:rFonts w:ascii="Times New Roman" w:hAnsi="Times New Roman"/>
-          <w:sz w:val="24"/>
-        </w:rPr>
-      </w:pPr>
-      <w:r>
-        <w:rPr>
-          <w:rFonts w:ascii="Times New Roman" w:hAnsi="Times New Roman"/>
-          <w:sz w:val="24"/>
-        </w:rPr>
-        <w:t xml:space="preserve">Слава Отцю, і Сину, і Святому Духові,* і нині, і повсякчас, і на віки </w:t>
+        <w:t>Отче наш, що єси на небесах,* нехай святиться ім’я твоє,* нехай прийде царство твоє,* нехай буде воля твоя, як на небі, так і на землі.* Хліб наш насущний дай нам сьогодні,* і прости нам провини наші,* як і ми прощаємо винуватцям нашим,* і не введи нас у спокусу,* але визволи нас від лукавого.</w:t>
+      </w:r>
+    </w:p>
+    <w:p>
+      <w:pPr>
+        <w:spacing w:line="240" w:lineRule="auto"/>
+        <w:rPr>
+          <w:rFonts w:ascii="Times New Roman" w:hAnsi="Times New Roman"/>
+          <w:sz w:val="24"/>
+        </w:rPr>
+      </w:pPr>
+      <w:r>
+        <w:rPr>
+          <w:rFonts w:ascii="Times New Roman" w:hAnsi="Times New Roman"/>
+          <w:i/>
+          <w:color w:val="FF0000"/>
+          <w:sz w:val="24"/>
+        </w:rPr>
+        <w:t xml:space="preserve">Священик: </w:t>
+      </w:r>
+      <w:r>
+        <w:rPr>
+          <w:rFonts w:ascii="Times New Roman" w:hAnsi="Times New Roman"/>
+          <w:sz w:val="24"/>
+        </w:rPr>
+        <w:t xml:space="preserve">Бо твоє є царство, і сила, і слава, Отця, і Сина, і Святого Духа, нині і повсякчас, і на віки </w:t>
       </w:r>
       <w:r>
         <w:rPr>
@@ -5495,69 +4926,6 @@
           <w:sz w:val="24"/>
         </w:rPr>
         <w:t>віків.</w:t>
-      </w:r>
-      <w:r>
-        <w:rPr>
-          <w:rFonts w:ascii="Times New Roman" w:hAnsi="Times New Roman"/>
-          <w:sz w:val="24"/>
-        </w:rPr>
-        <w:t xml:space="preserve"> Амінь.</w:t>
-      </w:r>
-    </w:p>
-    <w:p>
-      <w:pPr>
-        <w:spacing w:line="240" w:lineRule="auto"/>
-        <w:rPr>
-          <w:rFonts w:ascii="Times New Roman" w:hAnsi="Times New Roman"/>
-          <w:sz w:val="24"/>
-        </w:rPr>
-      </w:pPr>
-      <w:r>
-        <w:rPr>
-          <w:rFonts w:ascii="Times New Roman" w:hAnsi="Times New Roman"/>
-          <w:sz w:val="24"/>
-        </w:rPr>
-        <w:t>Отче наш, що єси на небесах,* нехай святиться ім’я твоє,* нехай прийде царство твоє,* нехай буде воля твоя, як на небі, так і на землі.* Хліб наш насущний дай нам сьогодні,* і прости нам провини наші,* як і ми прощаємо винуватцям нашим,* і не введи нас у спокусу,* але визволи нас від лукавого.</w:t>
-      </w:r>
-    </w:p>
-    <w:p>
-      <w:pPr>
-        <w:pStyle w:val="a"/>
-        <w:spacing w:after="120"/>
-      </w:pPr>
-      <w:r>
-        <w:rPr>
-          <w:rFonts w:ascii="Times New Roman" w:hAnsi="Times New Roman"/>
-          <w:i/>
-          <w:color w:val="FF0000"/>
-          <w:sz w:val="24"/>
-        </w:rPr>
-        <w:t>Священ</w:t>
-      </w:r>
-      <w:r>
-        <w:rPr>
-          <w:rFonts w:ascii="Times New Roman" w:hAnsi="Times New Roman"/>
-          <w:i/>
-          <w:color w:val="FF0000"/>
-          <w:sz w:val="24"/>
-        </w:rPr>
-        <w:t>н</w:t>
-      </w:r>
-      <w:r>
-        <w:rPr>
-          <w:rFonts w:ascii="Times New Roman" w:hAnsi="Times New Roman"/>
-          <w:i/>
-          <w:color w:val="FF0000"/>
-          <w:sz w:val="24"/>
-        </w:rPr>
-        <w:t>ик:</w:t>
-      </w:r>
-      <w:r>
-        <w:rPr>
-          <w:rFonts w:ascii="Times New Roman" w:hAnsi="Times New Roman"/>
-          <w:sz w:val="24"/>
-        </w:rPr>
-        <w:t xml:space="preserve"> Бо Твоє є царство, і сила, і слава, Отця, і Сина, і Святого Духа, нині, і повсякчас, і на віки віків.</w:t>
       </w:r>
     </w:p>
     <w:p>
@@ -6639,7 +6007,7 @@
           <w:color w:val="333333"/>
           <w:sz w:val="24"/>
         </w:rPr>
-        <w:t xml:space="preserve"> Благословен єси, Христе Боже наш,* що премудрими рибаків явив,* зіславши їм Духа Святого,* і ними уловив вселенну.* Людинолюбче, слава Тобі.</w:t>
+        <w:t xml:space="preserve"> Благословен єси, Христе Боже наш,* що премудрими рибаків явив,* зіславши їм Духа Святого,* і ними уловив вселенну.* Чоловіколюбче, слава Тобі.</w:t>
       </w:r>
     </w:p>
     <w:p>
@@ -6911,42 +6279,35 @@
     </w:p>
     <w:p>
       <w:pPr>
-        <w:pStyle w:val="a"/>
-        <w:spacing w:after="120"/>
-      </w:pPr>
-      <w:r>
-        <w:rPr>
-          <w:rFonts w:ascii="Times New Roman" w:hAnsi="Times New Roman"/>
-          <w:i/>
-          <w:color w:val="FF0000"/>
-          <w:sz w:val="24"/>
-        </w:rPr>
-        <w:t>Священ</w:t>
-      </w:r>
-      <w:r>
-        <w:rPr>
-          <w:rFonts w:ascii="Times New Roman" w:hAnsi="Times New Roman"/>
-          <w:i/>
-          <w:color w:val="FF0000"/>
-          <w:sz w:val="24"/>
-        </w:rPr>
-        <w:t>н</w:t>
-      </w:r>
-      <w:r>
-        <w:rPr>
-          <w:rFonts w:ascii="Times New Roman" w:hAnsi="Times New Roman"/>
-          <w:i/>
-          <w:color w:val="FF0000"/>
-          <w:sz w:val="24"/>
-        </w:rPr>
-        <w:t>ик:</w:t>
-      </w:r>
-      <w:r>
-        <w:rPr>
-          <w:rFonts w:ascii="Times New Roman" w:hAnsi="Times New Roman"/>
-          <w:sz w:val="24"/>
-        </w:rPr>
-        <w:t xml:space="preserve"> Бо Твоє є царство, і сила, і слава, Отця, і Сина, і Святого Духа, нині, і повсякчас, і на віки віків.</w:t>
+        <w:spacing w:line="240" w:lineRule="auto"/>
+        <w:rPr>
+          <w:rFonts w:ascii="Times New Roman" w:hAnsi="Times New Roman"/>
+          <w:sz w:val="24"/>
+        </w:rPr>
+      </w:pPr>
+      <w:r>
+        <w:rPr>
+          <w:rFonts w:ascii="Times New Roman" w:hAnsi="Times New Roman"/>
+          <w:i/>
+          <w:color w:val="FF0000"/>
+          <w:sz w:val="24"/>
+        </w:rPr>
+        <w:lastRenderedPageBreak/>
+        <w:t xml:space="preserve">Священик: </w:t>
+      </w:r>
+      <w:r>
+        <w:rPr>
+          <w:rFonts w:ascii="Times New Roman" w:hAnsi="Times New Roman"/>
+          <w:sz w:val="24"/>
+        </w:rPr>
+        <w:t xml:space="preserve">Бо твоє є царство, і сила, і слава, Отця, і Сина, і Святого Духа, нині і повсякчас, і на віки </w:t>
+      </w:r>
+      <w:r>
+        <w:rPr>
+          <w:rFonts w:ascii="Times New Roman" w:hAnsi="Times New Roman"/>
+          <w:sz w:val="24"/>
+        </w:rPr>
+        <w:t>віків.</w:t>
       </w:r>
     </w:p>
     <w:p>
@@ -7260,7 +6621,7 @@
           <w:rFonts w:ascii="Times New Roman" w:hAnsi="Times New Roman"/>
           <w:sz w:val="24"/>
         </w:rPr>
-        <w:t xml:space="preserve">Боже й Господи сил і всього творіння Сотворителю! Ти з милосердя і незрівнянної милости твоєї послав на спасіння роду нашого єдинородного Сина твого, Господа нашого, Ісуса Христа, і дорогоцінним його хрестом розписку гріхів наших розірвав і переміг начало й владу темряви. Тож, Владико людинолюбний, прийми від нас грішних ці вдячні і благальні молитви, і визволь нас від усякого згубного й темного гріха, і від усіх видимих і невидимих ворогів, що бажають вчинити нам зло. До страху твого прикуй тіла наші й не допусти сердець наших до слів, або помислів лукавих, але любов’ю твоєю пройми душі наші, щоб, повсякчас на тебе дивлячись і світлом твоїм керуючись, бачили тебе, неприступне й вічне світло, та щоб невпинно хвалу й подяку віддавали тобі: безначальному Отцеві з єдинородним твоїм Сином і всесвятим, і благим, і животворним твоїм Духом, нині, і повсякчас, і на віки </w:t>
+        <w:t xml:space="preserve">Боже й Господи сил і всього творіння Сотворителю! Ти з милосердя і незрівнянної милости твоєї послав на спасіння роду нашого єдинородного Сина твого, Господа нашого, Ісуса Христа, і дорогоцінним його хрестом розписку гріхів наших розірвав і переміг начало й владу темряви. Тож, Владико чоловіколюбний, прийми від нас грішних ці вдячні і благальні молитви, і визволь нас від усякого згубного й темного гріха, і від усіх видимих і невидимих ворогів, що бажають вчинити нам зло. До страху твого прикуй тіла наші й не допусти сердець наших до слів, або помислів лукавих, але любов’ю твоєю пройми душі наші, щоб, повсякчас на тебе дивлячись і світлом твоїм керуючись, бачили тебе, неприступне й вічне світло, та щоб невпинно хвалу й подяку віддавали тобі: безначальному Отцеві з єдинородним твоїм Сином і всесвятим, і благим, і животворним твоїм Духом, нині, і повсякчас, і на віки </w:t>
       </w:r>
       <w:r>
         <w:rPr>
@@ -7577,211 +6938,43 @@
     </w:p>
     <w:p>
       <w:pPr>
-        <w:pStyle w:val="a"/>
-        <w:spacing w:after="120"/>
-      </w:pPr>
-      <w:r>
-        <w:rPr>
-          <w:rFonts w:ascii="Times New Roman" w:hAnsi="Times New Roman"/>
-          <w:sz w:val="24"/>
-        </w:rPr>
-        <w:t>Ца́рю</w:t>
-      </w:r>
-      <w:r>
-        <w:rPr>
-          <w:rFonts w:ascii="Times New Roman" w:hAnsi="Times New Roman"/>
-          <w:sz w:val="24"/>
-        </w:rPr>
-        <w:t xml:space="preserve"> </w:t>
-      </w:r>
-      <w:r>
-        <w:rPr>
-          <w:rFonts w:ascii="Times New Roman" w:hAnsi="Times New Roman"/>
-          <w:sz w:val="24"/>
-        </w:rPr>
-        <w:t>небе́сний</w:t>
-      </w:r>
-      <w:r>
-        <w:rPr>
-          <w:rFonts w:ascii="Times New Roman" w:hAnsi="Times New Roman"/>
-          <w:sz w:val="24"/>
-        </w:rPr>
-        <w:t xml:space="preserve">, </w:t>
-      </w:r>
-      <w:r>
-        <w:rPr>
-          <w:rFonts w:ascii="Times New Roman" w:hAnsi="Times New Roman"/>
-          <w:sz w:val="24"/>
-        </w:rPr>
-        <w:t>утіши́телю</w:t>
-      </w:r>
-      <w:r>
-        <w:rPr>
-          <w:rFonts w:ascii="Times New Roman" w:hAnsi="Times New Roman"/>
-          <w:sz w:val="24"/>
-        </w:rPr>
-        <w:t xml:space="preserve">, </w:t>
-      </w:r>
-      <w:r>
-        <w:rPr>
-          <w:rFonts w:ascii="Times New Roman" w:hAnsi="Times New Roman"/>
-          <w:sz w:val="24"/>
-        </w:rPr>
-        <w:t>Ду́ше</w:t>
-      </w:r>
-      <w:r>
-        <w:rPr>
-          <w:rFonts w:ascii="Times New Roman" w:hAnsi="Times New Roman"/>
-          <w:sz w:val="24"/>
-        </w:rPr>
-        <w:t xml:space="preserve"> íстини,* що </w:t>
-      </w:r>
-      <w:r>
-        <w:rPr>
-          <w:rFonts w:ascii="Times New Roman" w:hAnsi="Times New Roman"/>
-          <w:sz w:val="24"/>
-        </w:rPr>
-        <w:t>всю́ди</w:t>
-      </w:r>
-      <w:r>
-        <w:rPr>
-          <w:rFonts w:ascii="Times New Roman" w:hAnsi="Times New Roman"/>
-          <w:sz w:val="24"/>
-        </w:rPr>
-        <w:t xml:space="preserve"> єси́ і все </w:t>
-      </w:r>
-      <w:r>
-        <w:rPr>
-          <w:rFonts w:ascii="Times New Roman" w:hAnsi="Times New Roman"/>
-          <w:sz w:val="24"/>
-        </w:rPr>
-        <w:t>наповня́єш</w:t>
-      </w:r>
-      <w:r>
-        <w:rPr>
-          <w:rFonts w:ascii="Times New Roman" w:hAnsi="Times New Roman"/>
-          <w:sz w:val="24"/>
-        </w:rPr>
-        <w:t xml:space="preserve">,* </w:t>
-      </w:r>
-      <w:r>
-        <w:rPr>
-          <w:rFonts w:ascii="Times New Roman" w:hAnsi="Times New Roman"/>
-          <w:sz w:val="24"/>
-        </w:rPr>
-        <w:t>скарбни́це</w:t>
-      </w:r>
-      <w:r>
-        <w:rPr>
-          <w:rFonts w:ascii="Times New Roman" w:hAnsi="Times New Roman"/>
-          <w:sz w:val="24"/>
-        </w:rPr>
-        <w:t xml:space="preserve"> благ і життя́ </w:t>
-      </w:r>
-      <w:r>
-        <w:rPr>
-          <w:rFonts w:ascii="Times New Roman" w:hAnsi="Times New Roman"/>
-          <w:sz w:val="24"/>
-        </w:rPr>
-        <w:t>пода́телю</w:t>
-      </w:r>
-      <w:r>
-        <w:rPr>
-          <w:rFonts w:ascii="Times New Roman" w:hAnsi="Times New Roman"/>
-          <w:sz w:val="24"/>
-        </w:rPr>
-        <w:t xml:space="preserve">,* прийди́, і </w:t>
-      </w:r>
-      <w:r>
-        <w:rPr>
-          <w:rFonts w:ascii="Times New Roman" w:hAnsi="Times New Roman"/>
-          <w:sz w:val="24"/>
-        </w:rPr>
-        <w:t>всели́ся</w:t>
-      </w:r>
-      <w:r>
-        <w:rPr>
-          <w:rFonts w:ascii="Times New Roman" w:hAnsi="Times New Roman"/>
-          <w:sz w:val="24"/>
-        </w:rPr>
-        <w:t xml:space="preserve"> в нас,* і </w:t>
-      </w:r>
-      <w:r>
-        <w:rPr>
-          <w:rFonts w:ascii="Times New Roman" w:hAnsi="Times New Roman"/>
-          <w:sz w:val="24"/>
-        </w:rPr>
-        <w:t>очи́сти</w:t>
-      </w:r>
-      <w:r>
-        <w:rPr>
-          <w:rFonts w:ascii="Times New Roman" w:hAnsi="Times New Roman"/>
-          <w:sz w:val="24"/>
-        </w:rPr>
-        <w:t xml:space="preserve"> нас від </w:t>
-      </w:r>
-      <w:r>
-        <w:rPr>
-          <w:rFonts w:ascii="Times New Roman" w:hAnsi="Times New Roman"/>
-          <w:sz w:val="24"/>
-        </w:rPr>
-        <w:t>уся́кої</w:t>
-      </w:r>
-      <w:r>
-        <w:rPr>
-          <w:rFonts w:ascii="Times New Roman" w:hAnsi="Times New Roman"/>
-          <w:sz w:val="24"/>
-        </w:rPr>
-        <w:t xml:space="preserve"> </w:t>
-      </w:r>
-      <w:r>
-        <w:rPr>
-          <w:rFonts w:ascii="Times New Roman" w:hAnsi="Times New Roman"/>
-          <w:sz w:val="24"/>
-        </w:rPr>
-        <w:t>скве́рни</w:t>
-      </w:r>
-      <w:r>
-        <w:rPr>
-          <w:rFonts w:ascii="Times New Roman" w:hAnsi="Times New Roman"/>
-          <w:sz w:val="24"/>
-        </w:rPr>
-        <w:t xml:space="preserve">,* і спаси́, </w:t>
-      </w:r>
-      <w:r>
-        <w:rPr>
-          <w:rFonts w:ascii="Times New Roman" w:hAnsi="Times New Roman"/>
-          <w:sz w:val="24"/>
-        </w:rPr>
-        <w:t>благи́й</w:t>
-      </w:r>
-      <w:r>
-        <w:rPr>
-          <w:rFonts w:ascii="Times New Roman" w:hAnsi="Times New Roman"/>
-          <w:sz w:val="24"/>
-        </w:rPr>
-        <w:t xml:space="preserve">, </w:t>
-      </w:r>
-      <w:r>
-        <w:rPr>
-          <w:rFonts w:ascii="Times New Roman" w:hAnsi="Times New Roman"/>
-          <w:sz w:val="24"/>
-        </w:rPr>
-        <w:t>ду́ші</w:t>
-      </w:r>
-      <w:r>
-        <w:rPr>
-          <w:rFonts w:ascii="Times New Roman" w:hAnsi="Times New Roman"/>
-          <w:sz w:val="24"/>
-        </w:rPr>
-        <w:t xml:space="preserve"> </w:t>
-      </w:r>
-      <w:r>
-        <w:rPr>
-          <w:rFonts w:ascii="Times New Roman" w:hAnsi="Times New Roman"/>
-          <w:sz w:val="24"/>
-        </w:rPr>
-        <w:t>на́ші</w:t>
+        <w:spacing w:line="240" w:lineRule="auto"/>
+        <w:rPr>
+          <w:rFonts w:ascii="Times New Roman" w:hAnsi="Times New Roman"/>
+          <w:sz w:val="24"/>
+        </w:rPr>
+      </w:pPr>
+      <w:r>
+        <w:rPr>
+          <w:rFonts w:ascii="Times New Roman" w:hAnsi="Times New Roman"/>
+          <w:sz w:val="24"/>
+        </w:rPr>
+        <w:t>Царю небесний, утішителю, Душе істини,* що всюди єси і все наповняєш,* скарбе дібр і життя подателю,* прийди і вселися в нас,* і очисти нас від усякої скверни,* і спаси, Благий, душі наші.</w:t>
+      </w:r>
+    </w:p>
+    <w:p>
+      <w:pPr>
+        <w:spacing w:line="240" w:lineRule="auto"/>
+        <w:rPr>
+          <w:rFonts w:ascii="Times New Roman" w:hAnsi="Times New Roman"/>
+          <w:sz w:val="24"/>
+        </w:rPr>
+      </w:pPr>
+      <w:r>
+        <w:rPr>
+          <w:rFonts w:ascii="Times New Roman" w:hAnsi="Times New Roman"/>
+          <w:sz w:val="24"/>
+        </w:rPr>
+        <w:t xml:space="preserve">Святий Боже, святий Кріпкий, святий Безсмертний, помилуй нас </w:t>
+      </w:r>
+      <w:r>
+        <w:rPr>
+          <w:rFonts w:ascii="Times New Roman" w:hAnsi="Times New Roman"/>
+          <w:i/>
+          <w:color w:val="FF0000"/>
+          <w:sz w:val="24"/>
+        </w:rPr>
+        <w:t>(3 р.)</w:t>
       </w:r>
       <w:r>
         <w:rPr>
@@ -7804,7 +6997,53 @@
           <w:rFonts w:ascii="Times New Roman" w:hAnsi="Times New Roman"/>
           <w:sz w:val="24"/>
         </w:rPr>
-        <w:t xml:space="preserve">Святий Боже, святий Кріпкий, святий Безсмертний, помилуй нас </w:t>
+        <w:t xml:space="preserve">Слава Отцю, і Сину, і Святому Духові,* і нині, і повсякчас, і на віки </w:t>
+      </w:r>
+      <w:r>
+        <w:rPr>
+          <w:rFonts w:ascii="Times New Roman" w:hAnsi="Times New Roman"/>
+          <w:sz w:val="24"/>
+        </w:rPr>
+        <w:t>віків.</w:t>
+      </w:r>
+      <w:r>
+        <w:rPr>
+          <w:rFonts w:ascii="Times New Roman" w:hAnsi="Times New Roman"/>
+          <w:sz w:val="24"/>
+        </w:rPr>
+        <w:t xml:space="preserve"> Амінь.</w:t>
+      </w:r>
+    </w:p>
+    <w:p>
+      <w:pPr>
+        <w:spacing w:line="240" w:lineRule="auto"/>
+        <w:rPr>
+          <w:rFonts w:ascii="Times New Roman" w:hAnsi="Times New Roman"/>
+          <w:sz w:val="24"/>
+        </w:rPr>
+      </w:pPr>
+      <w:r>
+        <w:rPr>
+          <w:rFonts w:ascii="Times New Roman" w:hAnsi="Times New Roman"/>
+          <w:sz w:val="24"/>
+        </w:rPr>
+        <w:t>Пресвята Тройце, помилуй нас;* Господи, очисти гріхи наші;* Владико, прости беззаконня наші;* Святий, завітай і зціли немочі наші імени твого ради.</w:t>
+      </w:r>
+    </w:p>
+    <w:p>
+      <w:pPr>
+        <w:spacing w:line="240" w:lineRule="auto"/>
+        <w:rPr>
+          <w:rFonts w:ascii="Times New Roman" w:hAnsi="Times New Roman"/>
+          <w:sz w:val="24"/>
+        </w:rPr>
+      </w:pPr>
+      <w:r>
+        <w:rPr>
+          <w:rFonts w:ascii="Times New Roman" w:hAnsi="Times New Roman"/>
+          <w:sz w:val="24"/>
+        </w:rPr>
+        <w:t xml:space="preserve">Господи, помилуй </w:t>
       </w:r>
       <w:r>
         <w:rPr>
@@ -7866,55 +7105,32 @@
           <w:rFonts w:ascii="Times New Roman" w:hAnsi="Times New Roman"/>
           <w:sz w:val="24"/>
         </w:rPr>
-        <w:t>Пресвята Тройце, помилуй нас;* Господи, очисти гріхи наші;* Владико, прости беззаконня наші;* Святий, завітай і зціли немочі наші імени твого ради.</w:t>
-      </w:r>
-    </w:p>
-    <w:p>
-      <w:pPr>
-        <w:spacing w:line="240" w:lineRule="auto"/>
-        <w:rPr>
-          <w:rFonts w:ascii="Times New Roman" w:hAnsi="Times New Roman"/>
-          <w:sz w:val="24"/>
-        </w:rPr>
-      </w:pPr>
-      <w:r>
-        <w:rPr>
-          <w:rFonts w:ascii="Times New Roman" w:hAnsi="Times New Roman"/>
-          <w:sz w:val="24"/>
-        </w:rPr>
-        <w:t xml:space="preserve">Господи, помилуй </w:t>
-      </w:r>
-      <w:r>
-        <w:rPr>
-          <w:rFonts w:ascii="Times New Roman" w:hAnsi="Times New Roman"/>
-          <w:i/>
-          <w:color w:val="FF0000"/>
-          <w:sz w:val="24"/>
-        </w:rPr>
-        <w:t>(3 р.)</w:t>
-      </w:r>
-      <w:r>
-        <w:rPr>
-          <w:rFonts w:ascii="Times New Roman" w:hAnsi="Times New Roman"/>
-          <w:sz w:val="24"/>
-        </w:rPr>
-        <w:t>.</w:t>
-      </w:r>
-    </w:p>
-    <w:p>
-      <w:pPr>
-        <w:spacing w:line="240" w:lineRule="auto"/>
-        <w:rPr>
-          <w:rFonts w:ascii="Times New Roman" w:hAnsi="Times New Roman"/>
-          <w:sz w:val="24"/>
-        </w:rPr>
-      </w:pPr>
-      <w:r>
-        <w:rPr>
-          <w:rFonts w:ascii="Times New Roman" w:hAnsi="Times New Roman"/>
-          <w:sz w:val="24"/>
-        </w:rPr>
-        <w:t xml:space="preserve">Слава Отцю, і Сину, і Святому Духові,* і нині, і повсякчас, і на віки </w:t>
+        <w:t>Отче наш, що єси на небесах,* нехай святиться ім’я твоє,* нехай прийде царство твоє,* нехай буде воля твоя, як на небі, так і на землі.* Хліб наш насущний дай нам сьогодні,* і прости нам провини наші,* як і ми прощаємо винуватцям нашим,* і не введи нас у спокусу,* але визволи нас від лукавого.</w:t>
+      </w:r>
+    </w:p>
+    <w:p>
+      <w:pPr>
+        <w:spacing w:line="240" w:lineRule="auto"/>
+        <w:rPr>
+          <w:rFonts w:ascii="Times New Roman" w:hAnsi="Times New Roman"/>
+          <w:sz w:val="24"/>
+        </w:rPr>
+      </w:pPr>
+      <w:r>
+        <w:rPr>
+          <w:rFonts w:ascii="Times New Roman" w:hAnsi="Times New Roman"/>
+          <w:i/>
+          <w:color w:val="FF0000"/>
+          <w:sz w:val="24"/>
+        </w:rPr>
+        <w:t xml:space="preserve">Священик: </w:t>
+      </w:r>
+      <w:r>
+        <w:rPr>
+          <w:rFonts w:ascii="Times New Roman" w:hAnsi="Times New Roman"/>
+          <w:sz w:val="24"/>
+        </w:rPr>
+        <w:t xml:space="preserve">Бо твоє є царство, і сила, і слава, Отця, і Сина, і Святого Духа, нині і повсякчас, і на віки </w:t>
       </w:r>
       <w:r>
         <w:rPr>
@@ -7922,69 +7138,6 @@
           <w:sz w:val="24"/>
         </w:rPr>
         <w:t>віків.</w:t>
-      </w:r>
-      <w:r>
-        <w:rPr>
-          <w:rFonts w:ascii="Times New Roman" w:hAnsi="Times New Roman"/>
-          <w:sz w:val="24"/>
-        </w:rPr>
-        <w:t xml:space="preserve"> Амінь.</w:t>
-      </w:r>
-    </w:p>
-    <w:p>
-      <w:pPr>
-        <w:spacing w:line="240" w:lineRule="auto"/>
-        <w:rPr>
-          <w:rFonts w:ascii="Times New Roman" w:hAnsi="Times New Roman"/>
-          <w:sz w:val="24"/>
-        </w:rPr>
-      </w:pPr>
-      <w:r>
-        <w:rPr>
-          <w:rFonts w:ascii="Times New Roman" w:hAnsi="Times New Roman"/>
-          <w:sz w:val="24"/>
-        </w:rPr>
-        <w:t>Отче наш, що єси на небесах,* нехай святиться ім’я твоє,* нехай прийде царство твоє,* нехай буде воля твоя, як на небі, так і на землі.* Хліб наш насущний дай нам сьогодні,* і прости нам провини наші,* як і ми прощаємо винуватцям нашим,* і не введи нас у спокусу,* але визволи нас від лукавого.</w:t>
-      </w:r>
-    </w:p>
-    <w:p>
-      <w:pPr>
-        <w:pStyle w:val="a"/>
-        <w:spacing w:after="120"/>
-      </w:pPr>
-      <w:r>
-        <w:rPr>
-          <w:rFonts w:ascii="Times New Roman" w:hAnsi="Times New Roman"/>
-          <w:i/>
-          <w:color w:val="FF0000"/>
-          <w:sz w:val="24"/>
-        </w:rPr>
-        <w:t>Священ</w:t>
-      </w:r>
-      <w:r>
-        <w:rPr>
-          <w:rFonts w:ascii="Times New Roman" w:hAnsi="Times New Roman"/>
-          <w:i/>
-          <w:color w:val="FF0000"/>
-          <w:sz w:val="24"/>
-        </w:rPr>
-        <w:t>н</w:t>
-      </w:r>
-      <w:r>
-        <w:rPr>
-          <w:rFonts w:ascii="Times New Roman" w:hAnsi="Times New Roman"/>
-          <w:i/>
-          <w:color w:val="FF0000"/>
-          <w:sz w:val="24"/>
-        </w:rPr>
-        <w:t>ик:</w:t>
-      </w:r>
-      <w:r>
-        <w:rPr>
-          <w:rFonts w:ascii="Times New Roman" w:hAnsi="Times New Roman"/>
-          <w:sz w:val="24"/>
-        </w:rPr>
-        <w:t xml:space="preserve"> Бо Твоє є царство, і сила, і слава, Отця, і Сина, і Святого Духа, нині, і повсякчас, і на віки віків.</w:t>
       </w:r>
     </w:p>
     <w:p>
@@ -9016,7 +8169,7 @@
           <w:color w:val="333333"/>
           <w:sz w:val="24"/>
         </w:rPr>
-        <w:t xml:space="preserve"> Благословен єси, Христе Боже наш,* що премудрими рибаків явив,* зіславши їм Духа Святого,* і ними уловив вселенну.* Людинолюбче, слава Тобі.</w:t>
+        <w:t xml:space="preserve"> Благословен єси, Христе Боже наш,* що премудрими рибаків явив,* зіславши їм Духа Святого,* і ними уловив вселенну.* Чоловіколюбче, слава Тобі.</w:t>
       </w:r>
     </w:p>
     <w:p>
@@ -9112,7 +8265,7 @@
           <w:rFonts w:ascii="Times New Roman" w:hAnsi="Times New Roman"/>
           <w:sz w:val="24"/>
         </w:rPr>
-        <w:t>Ти, Милосердний, що задля нас народився з Діви,* витерпів розп'яття і смертю смерть подолав,* і, як Бог, появив воскресіння,* не погорди тими, що їх ти створив рукою своєю.* Покажи, Милостивий, своє людинолюбство,* прийми Богородицю, що тебе породила і молиться за нас,* і спаси, Спасе наш, людей зневірених.</w:t>
+        <w:t>Ти, Милосердний, що задля нас народився з Діви,* витерпів розп'яття і смертю смерть подолав,* і, як Бог, появив воскресіння,* не погорди тими, що їх ти створив рукою своєю.* Покажи, Милостивий, своє чоловіколюбство,* прийми Богородицю, що тебе породила і молиться за нас,* і спаси, Спасе наш, людей зневірених.</w:t>
       </w:r>
     </w:p>
     <w:p>
@@ -9340,42 +8493,34 @@
     </w:p>
     <w:p>
       <w:pPr>
-        <w:pStyle w:val="a"/>
-        <w:spacing w:after="120"/>
-      </w:pPr>
-      <w:r>
-        <w:rPr>
-          <w:rFonts w:ascii="Times New Roman" w:hAnsi="Times New Roman"/>
-          <w:i/>
-          <w:color w:val="FF0000"/>
-          <w:sz w:val="24"/>
-        </w:rPr>
-        <w:t>Священ</w:t>
-      </w:r>
-      <w:r>
-        <w:rPr>
-          <w:rFonts w:ascii="Times New Roman" w:hAnsi="Times New Roman"/>
-          <w:i/>
-          <w:color w:val="FF0000"/>
-          <w:sz w:val="24"/>
-        </w:rPr>
-        <w:t>н</w:t>
-      </w:r>
-      <w:r>
-        <w:rPr>
-          <w:rFonts w:ascii="Times New Roman" w:hAnsi="Times New Roman"/>
-          <w:i/>
-          <w:color w:val="FF0000"/>
-          <w:sz w:val="24"/>
-        </w:rPr>
-        <w:t>ик:</w:t>
-      </w:r>
-      <w:r>
-        <w:rPr>
-          <w:rFonts w:ascii="Times New Roman" w:hAnsi="Times New Roman"/>
-          <w:sz w:val="24"/>
-        </w:rPr>
-        <w:t xml:space="preserve"> Бо Твоє є царство, і сила, і слава, Отця, і Сина, і Святого Духа, нині, і повсякчас, і на віки віків.</w:t>
+        <w:spacing w:line="240" w:lineRule="auto"/>
+        <w:rPr>
+          <w:rFonts w:ascii="Times New Roman" w:hAnsi="Times New Roman"/>
+          <w:sz w:val="24"/>
+        </w:rPr>
+      </w:pPr>
+      <w:r>
+        <w:rPr>
+          <w:rFonts w:ascii="Times New Roman" w:hAnsi="Times New Roman"/>
+          <w:i/>
+          <w:color w:val="FF0000"/>
+          <w:sz w:val="24"/>
+        </w:rPr>
+        <w:t xml:space="preserve">Священик: </w:t>
+      </w:r>
+      <w:r>
+        <w:rPr>
+          <w:rFonts w:ascii="Times New Roman" w:hAnsi="Times New Roman"/>
+          <w:sz w:val="24"/>
+        </w:rPr>
+        <w:t xml:space="preserve">Бо твоє є царство, і сила, і слава, Отця, і Сина, і Святого Духа, нині і повсякчас, і на віки </w:t>
+      </w:r>
+      <w:r>
+        <w:rPr>
+          <w:rFonts w:ascii="Times New Roman" w:hAnsi="Times New Roman"/>
+          <w:sz w:val="24"/>
+        </w:rPr>
+        <w:t>віків.</w:t>
       </w:r>
     </w:p>
     <w:p>
